--- a/docs/Billing_Team_AP_Baseline_Quiz.docx
+++ b/docs/Billing_Team_AP_Baseline_Quiz.docx
@@ -618,7 +618,7 @@
           <w:color w:val="0F172A"/>
           <w:sz w:val="22"/>
         </w:rPr>
-        <w:t>In Medicare Advantage risk adjustment, chronic conditions (HCCs) must be re-documented how often to be captured?</w:t>
+        <w:t>A patient's chart shows Hypothyroidism (E03.9). Which gland is not producing enough hormone?</w:t>
       </w:r>
     </w:p>
     <w:p>
@@ -646,7 +646,7 @@
           <w:color w:val="0F172A"/>
           <w:sz w:val="22"/>
         </w:rPr>
-        <w:t>Every 3 years</w:t>
+        <w:t>Pituitary gland</w:t>
       </w:r>
     </w:p>
     <w:p>
@@ -674,7 +674,7 @@
           <w:color w:val="0F172A"/>
           <w:sz w:val="22"/>
         </w:rPr>
-        <w:t>Every 5 years</w:t>
+        <w:t>Adrenal gland</w:t>
       </w:r>
     </w:p>
     <w:p>
@@ -702,7 +702,7 @@
           <w:color w:val="0F172A"/>
           <w:sz w:val="22"/>
         </w:rPr>
-        <w:t>Only when a patient changes providers</w:t>
+        <w:t>Thyroid gland</w:t>
       </w:r>
     </w:p>
     <w:p>
@@ -730,7 +730,7 @@
           <w:color w:val="0F172A"/>
           <w:sz w:val="22"/>
         </w:rPr>
-        <w:t>Every calendar year</w:t>
+        <w:t>Parathyroid gland</w:t>
       </w:r>
     </w:p>
     <w:p>
@@ -751,7 +751,7 @@
           <w:color w:val="0F172A"/>
           <w:sz w:val="22"/>
         </w:rPr>
-        <w:t>What is the KEY clinical difference between COPD (J44) and asthma (J45)?</w:t>
+        <w:t>When coding a diabetic patient, which lab value best reflects the patient's blood sugar control over the past 2–3 months?</w:t>
       </w:r>
     </w:p>
     <w:p>
@@ -779,7 +779,7 @@
           <w:color w:val="0F172A"/>
           <w:sz w:val="22"/>
         </w:rPr>
-        <w:t>COPD affects children only, asthma affects adults only</w:t>
+        <w:t>Fasting glucose</w:t>
       </w:r>
     </w:p>
     <w:p>
@@ -807,7 +807,7 @@
           <w:color w:val="0F172A"/>
           <w:sz w:val="22"/>
         </w:rPr>
-        <w:t>COPD causes largely irreversible airway obstruction; asthma is generally reversible</w:t>
+        <w:t>Random glucose</w:t>
       </w:r>
     </w:p>
     <w:p>
@@ -835,7 +835,7 @@
           <w:color w:val="0F172A"/>
           <w:sz w:val="22"/>
         </w:rPr>
-        <w:t>Asthma requires oxygen therapy; COPD does not</w:t>
+        <w:t>HbA1c (Hemoglobin A1c)</w:t>
       </w:r>
     </w:p>
     <w:p>
@@ -863,7 +863,7 @@
           <w:color w:val="0F172A"/>
           <w:sz w:val="22"/>
         </w:rPr>
-        <w:t>There is no difference between COPD and asthma</w:t>
+        <w:t>Postprandial glucose</w:t>
       </w:r>
     </w:p>
     <w:p>
@@ -1267,7 +1267,7 @@
               <w:rPr>
                 <w:sz w:val="21"/>
               </w:rPr>
-              <w:t>D — Every calendar year</w:t>
+              <w:t>C — Thyroid gland</w:t>
             </w:r>
           </w:p>
         </w:tc>
@@ -1281,7 +1281,7 @@
               <w:rPr>
                 <w:sz w:val="21"/>
               </w:rPr>
-              <w:t>This is why HCC recapture matters. If a biller doesn't understand this, they won't push providers to re-document annually.</w:t>
+              <w:t>Hypothyroidism means the thyroid is underactive. Knowing this helps recognize the significance of TSH labs and levothyroxine (Synthroid) as a marker of the diagnosis.</w:t>
             </w:r>
           </w:p>
         </w:tc>
@@ -1309,7 +1309,7 @@
               <w:rPr>
                 <w:sz w:val="21"/>
               </w:rPr>
-              <w:t>B — COPD irreversible / asthma reversible</w:t>
+              <w:t>C — HbA1c</w:t>
             </w:r>
           </w:p>
         </w:tc>
@@ -1322,7 +1322,7 @@
               <w:rPr>
                 <w:sz w:val="21"/>
               </w:rPr>
-              <w:t>Understanding this distinction helps catch when a note calls something one thing but the pattern really fits the other, and prompts a provider query.</w:t>
+              <w:t>HbA1c reflects average glucose over ~3 months and is the standard clinical marker of diabetes control. It drives CPT II codes 3044F / 3046F / 3051F / 3052F for quality reporting.</w:t>
             </w:r>
           </w:p>
         </w:tc>

--- a/docs/Billing_Team_AP_Baseline_Quiz.docx
+++ b/docs/Billing_Team_AP_Baseline_Quiz.docx
@@ -153,7 +153,7 @@
         <w:rPr>
           <w:sz w:val="22"/>
         </w:rPr>
-        <w:t>• Answer each of the 6 questions by checking (☑) the box next to the best answer.</w:t>
+        <w:t>• Answer each of the 10 questions by checking (☑) the box next to the best answer.</w:t>
       </w:r>
     </w:p>
     <w:p>
@@ -1001,6 +1001,538 @@
     </w:p>
     <w:p>
       <w:pPr>
+        <w:spacing w:before="240" w:after="120"/>
+      </w:pPr>
+      <w:r>
+        <w:rPr>
+          <w:b/>
+          <w:color w:val="0F6E6E"/>
+          <w:sz w:val="24"/>
+        </w:rPr>
+        <w:t xml:space="preserve">7.  </w:t>
+      </w:r>
+      <w:r>
+        <w:rPr>
+          <w:b/>
+          <w:color w:val="0F172A"/>
+          <w:sz w:val="22"/>
+        </w:rPr>
+        <w:t>Asthma (J45) is a condition of which body system?</w:t>
+      </w:r>
+    </w:p>
+    <w:p>
+      <w:pPr>
+        <w:spacing w:after="60"/>
+        <w:ind w:left="576"/>
+      </w:pPr>
+      <w:r>
+        <w:rPr>
+          <w:color w:val="0F172A"/>
+          <w:sz w:val="24"/>
+        </w:rPr>
+        <w:t xml:space="preserve">☐  </w:t>
+      </w:r>
+      <w:r>
+        <w:rPr>
+          <w:b/>
+          <w:color w:val="0F6E6E"/>
+          <w:sz w:val="22"/>
+        </w:rPr>
+        <w:t xml:space="preserve">A.  </w:t>
+      </w:r>
+      <w:r>
+        <w:rPr>
+          <w:color w:val="0F172A"/>
+          <w:sz w:val="22"/>
+        </w:rPr>
+        <w:t>Cardiovascular</w:t>
+      </w:r>
+    </w:p>
+    <w:p>
+      <w:pPr>
+        <w:spacing w:after="60"/>
+        <w:ind w:left="576"/>
+      </w:pPr>
+      <w:r>
+        <w:rPr>
+          <w:color w:val="0F172A"/>
+          <w:sz w:val="24"/>
+        </w:rPr>
+        <w:t xml:space="preserve">☐  </w:t>
+      </w:r>
+      <w:r>
+        <w:rPr>
+          <w:b/>
+          <w:color w:val="0F6E6E"/>
+          <w:sz w:val="22"/>
+        </w:rPr>
+        <w:t xml:space="preserve">B.  </w:t>
+      </w:r>
+      <w:r>
+        <w:rPr>
+          <w:color w:val="0F172A"/>
+          <w:sz w:val="22"/>
+        </w:rPr>
+        <w:t>Respiratory</w:t>
+      </w:r>
+    </w:p>
+    <w:p>
+      <w:pPr>
+        <w:spacing w:after="60"/>
+        <w:ind w:left="576"/>
+      </w:pPr>
+      <w:r>
+        <w:rPr>
+          <w:color w:val="0F172A"/>
+          <w:sz w:val="24"/>
+        </w:rPr>
+        <w:t xml:space="preserve">☐  </w:t>
+      </w:r>
+      <w:r>
+        <w:rPr>
+          <w:b/>
+          <w:color w:val="0F6E6E"/>
+          <w:sz w:val="22"/>
+        </w:rPr>
+        <w:t xml:space="preserve">C.  </w:t>
+      </w:r>
+      <w:r>
+        <w:rPr>
+          <w:color w:val="0F172A"/>
+          <w:sz w:val="22"/>
+        </w:rPr>
+        <w:t>Digestive</w:t>
+      </w:r>
+    </w:p>
+    <w:p>
+      <w:pPr>
+        <w:spacing w:after="60"/>
+        <w:ind w:left="576"/>
+      </w:pPr>
+      <w:r>
+        <w:rPr>
+          <w:color w:val="0F172A"/>
+          <w:sz w:val="24"/>
+        </w:rPr>
+        <w:t xml:space="preserve">☐  </w:t>
+      </w:r>
+      <w:r>
+        <w:rPr>
+          <w:b/>
+          <w:color w:val="0F6E6E"/>
+          <w:sz w:val="22"/>
+        </w:rPr>
+        <w:t xml:space="preserve">D.  </w:t>
+      </w:r>
+      <w:r>
+        <w:rPr>
+          <w:color w:val="0F172A"/>
+          <w:sz w:val="22"/>
+        </w:rPr>
+        <w:t>Endocrine</w:t>
+      </w:r>
+    </w:p>
+    <w:p>
+      <w:pPr>
+        <w:spacing w:before="240" w:after="120"/>
+      </w:pPr>
+      <w:r>
+        <w:rPr>
+          <w:b/>
+          <w:color w:val="0F6E6E"/>
+          <w:sz w:val="24"/>
+        </w:rPr>
+        <w:t xml:space="preserve">8.  </w:t>
+      </w:r>
+      <w:r>
+        <w:rPr>
+          <w:b/>
+          <w:color w:val="0F172A"/>
+          <w:sz w:val="22"/>
+        </w:rPr>
+        <w:t>Which screening tool is most commonly used to measure the severity of Major Depressive Disorder (F32/F33)?</w:t>
+      </w:r>
+    </w:p>
+    <w:p>
+      <w:pPr>
+        <w:spacing w:after="60"/>
+        <w:ind w:left="576"/>
+      </w:pPr>
+      <w:r>
+        <w:rPr>
+          <w:color w:val="0F172A"/>
+          <w:sz w:val="24"/>
+        </w:rPr>
+        <w:t xml:space="preserve">☐  </w:t>
+      </w:r>
+      <w:r>
+        <w:rPr>
+          <w:b/>
+          <w:color w:val="0F6E6E"/>
+          <w:sz w:val="22"/>
+        </w:rPr>
+        <w:t xml:space="preserve">A.  </w:t>
+      </w:r>
+      <w:r>
+        <w:rPr>
+          <w:color w:val="0F172A"/>
+          <w:sz w:val="22"/>
+        </w:rPr>
+        <w:t>GAD-7</w:t>
+      </w:r>
+    </w:p>
+    <w:p>
+      <w:pPr>
+        <w:spacing w:after="60"/>
+        <w:ind w:left="576"/>
+      </w:pPr>
+      <w:r>
+        <w:rPr>
+          <w:color w:val="0F172A"/>
+          <w:sz w:val="24"/>
+        </w:rPr>
+        <w:t xml:space="preserve">☐  </w:t>
+      </w:r>
+      <w:r>
+        <w:rPr>
+          <w:b/>
+          <w:color w:val="0F6E6E"/>
+          <w:sz w:val="22"/>
+        </w:rPr>
+        <w:t xml:space="preserve">B.  </w:t>
+      </w:r>
+      <w:r>
+        <w:rPr>
+          <w:color w:val="0F172A"/>
+          <w:sz w:val="22"/>
+        </w:rPr>
+        <w:t>PHQ-9</w:t>
+      </w:r>
+    </w:p>
+    <w:p>
+      <w:pPr>
+        <w:spacing w:after="60"/>
+        <w:ind w:left="576"/>
+      </w:pPr>
+      <w:r>
+        <w:rPr>
+          <w:color w:val="0F172A"/>
+          <w:sz w:val="24"/>
+        </w:rPr>
+        <w:t xml:space="preserve">☐  </w:t>
+      </w:r>
+      <w:r>
+        <w:rPr>
+          <w:b/>
+          <w:color w:val="0F6E6E"/>
+          <w:sz w:val="22"/>
+        </w:rPr>
+        <w:t xml:space="preserve">C.  </w:t>
+      </w:r>
+      <w:r>
+        <w:rPr>
+          <w:color w:val="0F172A"/>
+          <w:sz w:val="22"/>
+        </w:rPr>
+        <w:t>BMI</w:t>
+      </w:r>
+    </w:p>
+    <w:p>
+      <w:pPr>
+        <w:spacing w:after="60"/>
+        <w:ind w:left="576"/>
+      </w:pPr>
+      <w:r>
+        <w:rPr>
+          <w:color w:val="0F172A"/>
+          <w:sz w:val="24"/>
+        </w:rPr>
+        <w:t xml:space="preserve">☐  </w:t>
+      </w:r>
+      <w:r>
+        <w:rPr>
+          <w:b/>
+          <w:color w:val="0F6E6E"/>
+          <w:sz w:val="22"/>
+        </w:rPr>
+        <w:t xml:space="preserve">D.  </w:t>
+      </w:r>
+      <w:r>
+        <w:rPr>
+          <w:color w:val="0F172A"/>
+          <w:sz w:val="22"/>
+        </w:rPr>
+        <w:t>HbA1c</w:t>
+      </w:r>
+    </w:p>
+    <w:p>
+      <w:pPr>
+        <w:spacing w:before="240" w:after="120"/>
+      </w:pPr>
+      <w:r>
+        <w:rPr>
+          <w:b/>
+          <w:color w:val="0F6E6E"/>
+          <w:sz w:val="24"/>
+        </w:rPr>
+        <w:t xml:space="preserve">9.  </w:t>
+      </w:r>
+      <w:r>
+        <w:rPr>
+          <w:b/>
+          <w:color w:val="0F172A"/>
+          <w:sz w:val="22"/>
+        </w:rPr>
+        <w:t>Which imaging test measures bone mineral density to diagnose Osteoporosis (M81.0)?</w:t>
+      </w:r>
+    </w:p>
+    <w:p>
+      <w:pPr>
+        <w:spacing w:after="60"/>
+        <w:ind w:left="576"/>
+      </w:pPr>
+      <w:r>
+        <w:rPr>
+          <w:color w:val="0F172A"/>
+          <w:sz w:val="24"/>
+        </w:rPr>
+        <w:t xml:space="preserve">☐  </w:t>
+      </w:r>
+      <w:r>
+        <w:rPr>
+          <w:b/>
+          <w:color w:val="0F6E6E"/>
+          <w:sz w:val="22"/>
+        </w:rPr>
+        <w:t xml:space="preserve">A.  </w:t>
+      </w:r>
+      <w:r>
+        <w:rPr>
+          <w:color w:val="0F172A"/>
+          <w:sz w:val="22"/>
+        </w:rPr>
+        <w:t>MRI</w:t>
+      </w:r>
+    </w:p>
+    <w:p>
+      <w:pPr>
+        <w:spacing w:after="60"/>
+        <w:ind w:left="576"/>
+      </w:pPr>
+      <w:r>
+        <w:rPr>
+          <w:color w:val="0F172A"/>
+          <w:sz w:val="24"/>
+        </w:rPr>
+        <w:t xml:space="preserve">☐  </w:t>
+      </w:r>
+      <w:r>
+        <w:rPr>
+          <w:b/>
+          <w:color w:val="0F6E6E"/>
+          <w:sz w:val="22"/>
+        </w:rPr>
+        <w:t xml:space="preserve">B.  </w:t>
+      </w:r>
+      <w:r>
+        <w:rPr>
+          <w:color w:val="0F172A"/>
+          <w:sz w:val="22"/>
+        </w:rPr>
+        <w:t>CT scan</w:t>
+      </w:r>
+    </w:p>
+    <w:p>
+      <w:pPr>
+        <w:spacing w:after="60"/>
+        <w:ind w:left="576"/>
+      </w:pPr>
+      <w:r>
+        <w:rPr>
+          <w:color w:val="0F172A"/>
+          <w:sz w:val="24"/>
+        </w:rPr>
+        <w:t xml:space="preserve">☐  </w:t>
+      </w:r>
+      <w:r>
+        <w:rPr>
+          <w:b/>
+          <w:color w:val="0F6E6E"/>
+          <w:sz w:val="22"/>
+        </w:rPr>
+        <w:t xml:space="preserve">C.  </w:t>
+      </w:r>
+      <w:r>
+        <w:rPr>
+          <w:color w:val="0F172A"/>
+          <w:sz w:val="22"/>
+        </w:rPr>
+        <w:t>DEXA (DXA) scan</w:t>
+      </w:r>
+    </w:p>
+    <w:p>
+      <w:pPr>
+        <w:spacing w:after="60"/>
+        <w:ind w:left="576"/>
+      </w:pPr>
+      <w:r>
+        <w:rPr>
+          <w:color w:val="0F172A"/>
+          <w:sz w:val="24"/>
+        </w:rPr>
+        <w:t xml:space="preserve">☐  </w:t>
+      </w:r>
+      <w:r>
+        <w:rPr>
+          <w:b/>
+          <w:color w:val="0F6E6E"/>
+          <w:sz w:val="22"/>
+        </w:rPr>
+        <w:t xml:space="preserve">D.  </w:t>
+      </w:r>
+      <w:r>
+        <w:rPr>
+          <w:color w:val="0F172A"/>
+          <w:sz w:val="22"/>
+        </w:rPr>
+        <w:t>Ultrasound</w:t>
+      </w:r>
+    </w:p>
+    <w:p>
+      <w:pPr>
+        <w:spacing w:before="240" w:after="120"/>
+      </w:pPr>
+      <w:r>
+        <w:rPr>
+          <w:b/>
+          <w:color w:val="0F6E6E"/>
+          <w:sz w:val="24"/>
+        </w:rPr>
+        <w:t xml:space="preserve">10.  </w:t>
+      </w:r>
+      <w:r>
+        <w:rPr>
+          <w:b/>
+          <w:color w:val="0F172A"/>
+          <w:sz w:val="22"/>
+        </w:rPr>
+        <w:t>When coding Heart Failure (I50.-), which measurement distinguishes HFrEF (reduced ejection fraction) from HFpEF (preserved ejection fraction)?</w:t>
+      </w:r>
+    </w:p>
+    <w:p>
+      <w:pPr>
+        <w:spacing w:after="60"/>
+        <w:ind w:left="576"/>
+      </w:pPr>
+      <w:r>
+        <w:rPr>
+          <w:color w:val="0F172A"/>
+          <w:sz w:val="24"/>
+        </w:rPr>
+        <w:t xml:space="preserve">☐  </w:t>
+      </w:r>
+      <w:r>
+        <w:rPr>
+          <w:b/>
+          <w:color w:val="0F6E6E"/>
+          <w:sz w:val="22"/>
+        </w:rPr>
+        <w:t xml:space="preserve">A.  </w:t>
+      </w:r>
+      <w:r>
+        <w:rPr>
+          <w:color w:val="0F172A"/>
+          <w:sz w:val="22"/>
+        </w:rPr>
+        <w:t>Blood pressure</w:t>
+      </w:r>
+    </w:p>
+    <w:p>
+      <w:pPr>
+        <w:spacing w:after="60"/>
+        <w:ind w:left="576"/>
+      </w:pPr>
+      <w:r>
+        <w:rPr>
+          <w:color w:val="0F172A"/>
+          <w:sz w:val="24"/>
+        </w:rPr>
+        <w:t xml:space="preserve">☐  </w:t>
+      </w:r>
+      <w:r>
+        <w:rPr>
+          <w:b/>
+          <w:color w:val="0F6E6E"/>
+          <w:sz w:val="22"/>
+        </w:rPr>
+        <w:t xml:space="preserve">B.  </w:t>
+      </w:r>
+      <w:r>
+        <w:rPr>
+          <w:color w:val="0F172A"/>
+          <w:sz w:val="22"/>
+        </w:rPr>
+        <w:t>Heart rate</w:t>
+      </w:r>
+    </w:p>
+    <w:p>
+      <w:pPr>
+        <w:spacing w:after="60"/>
+        <w:ind w:left="576"/>
+      </w:pPr>
+      <w:r>
+        <w:rPr>
+          <w:color w:val="0F172A"/>
+          <w:sz w:val="24"/>
+        </w:rPr>
+        <w:t xml:space="preserve">☐  </w:t>
+      </w:r>
+      <w:r>
+        <w:rPr>
+          <w:b/>
+          <w:color w:val="0F6E6E"/>
+          <w:sz w:val="22"/>
+        </w:rPr>
+        <w:t xml:space="preserve">C.  </w:t>
+      </w:r>
+      <w:r>
+        <w:rPr>
+          <w:color w:val="0F172A"/>
+          <w:sz w:val="22"/>
+        </w:rPr>
+        <w:t>Ejection fraction (EF)</w:t>
+      </w:r>
+    </w:p>
+    <w:p>
+      <w:pPr>
+        <w:spacing w:after="60"/>
+        <w:ind w:left="576"/>
+      </w:pPr>
+      <w:r>
+        <w:rPr>
+          <w:color w:val="0F172A"/>
+          <w:sz w:val="24"/>
+        </w:rPr>
+        <w:t xml:space="preserve">☐  </w:t>
+      </w:r>
+      <w:r>
+        <w:rPr>
+          <w:b/>
+          <w:color w:val="0F6E6E"/>
+          <w:sz w:val="22"/>
+        </w:rPr>
+        <w:t xml:space="preserve">D.  </w:t>
+      </w:r>
+      <w:r>
+        <w:rPr>
+          <w:color w:val="0F172A"/>
+          <w:sz w:val="22"/>
+        </w:rPr>
+        <w:t>BMI</w:t>
+      </w:r>
+    </w:p>
+    <w:p>
+      <w:pPr>
         <w:spacing w:before="400"/>
       </w:pPr>
       <w:r>
@@ -1371,6 +1903,176 @@
           </w:p>
         </w:tc>
       </w:tr>
+      <w:tr>
+        <w:tc>
+          <w:tcPr>
+            <w:tcW w:type="dxa" w:w="576"/>
+          </w:tcPr>
+          <w:p>
+            <w:r>
+              <w:rPr>
+                <w:sz w:val="21"/>
+              </w:rPr>
+              <w:t>7</w:t>
+            </w:r>
+          </w:p>
+        </w:tc>
+        <w:tc>
+          <w:tcPr>
+            <w:tcW w:type="dxa" w:w="2592"/>
+          </w:tcPr>
+          <w:p>
+            <w:r>
+              <w:rPr>
+                <w:sz w:val="21"/>
+              </w:rPr>
+              <w:t>B — Respiratory</w:t>
+            </w:r>
+          </w:p>
+        </w:tc>
+        <w:tc>
+          <w:tcPr>
+            <w:tcW w:type="dxa" w:w="6048"/>
+          </w:tcPr>
+          <w:p>
+            <w:r>
+              <w:rPr>
+                <w:sz w:val="21"/>
+              </w:rPr>
+              <w:t>Asthma codes to a respiratory condition. Knowing this helps recognize related documentation (bronchodilators, spirometry) and separate asthma from cardiovascular causes of shortness of breath.</w:t>
+            </w:r>
+          </w:p>
+        </w:tc>
+      </w:tr>
+      <w:tr>
+        <w:tc>
+          <w:tcPr>
+            <w:tcW w:type="dxa" w:w="576"/>
+            <w:shd w:fill="F1F8F7"/>
+          </w:tcPr>
+          <w:p>
+            <w:r>
+              <w:rPr>
+                <w:sz w:val="21"/>
+              </w:rPr>
+              <w:t>8</w:t>
+            </w:r>
+          </w:p>
+        </w:tc>
+        <w:tc>
+          <w:tcPr>
+            <w:tcW w:type="dxa" w:w="2592"/>
+            <w:shd w:fill="F1F8F7"/>
+          </w:tcPr>
+          <w:p>
+            <w:r>
+              <w:rPr>
+                <w:sz w:val="21"/>
+              </w:rPr>
+              <w:t>B — PHQ-9</w:t>
+            </w:r>
+          </w:p>
+        </w:tc>
+        <w:tc>
+          <w:tcPr>
+            <w:tcW w:type="dxa" w:w="6048"/>
+            <w:shd w:fill="F1F8F7"/>
+          </w:tcPr>
+          <w:p>
+            <w:r>
+              <w:rPr>
+                <w:sz w:val="21"/>
+              </w:rPr>
+              <w:t>PHQ-9 is the standard depression severity screen and drives CPT II 3725F / G8431. GAD-7 (choice A) is for anxiety. Knowing the difference prevents miscoding the screening measure.</w:t>
+            </w:r>
+          </w:p>
+        </w:tc>
+      </w:tr>
+      <w:tr>
+        <w:tc>
+          <w:tcPr>
+            <w:tcW w:type="dxa" w:w="576"/>
+          </w:tcPr>
+          <w:p>
+            <w:r>
+              <w:rPr>
+                <w:sz w:val="21"/>
+              </w:rPr>
+              <w:t>9</w:t>
+            </w:r>
+          </w:p>
+        </w:tc>
+        <w:tc>
+          <w:tcPr>
+            <w:tcW w:type="dxa" w:w="2592"/>
+          </w:tcPr>
+          <w:p>
+            <w:r>
+              <w:rPr>
+                <w:sz w:val="21"/>
+              </w:rPr>
+              <w:t>C — DEXA (DXA) scan</w:t>
+            </w:r>
+          </w:p>
+        </w:tc>
+        <w:tc>
+          <w:tcPr>
+            <w:tcW w:type="dxa" w:w="6048"/>
+          </w:tcPr>
+          <w:p>
+            <w:r>
+              <w:rPr>
+                <w:sz w:val="21"/>
+              </w:rPr>
+              <w:t>DEXA is the gold-standard bone density test for osteoporosis. Recognizing it in the note lets the biller capture CPT II 3095F (DXA completed) or 3096F (DXA ordered).</w:t>
+            </w:r>
+          </w:p>
+        </w:tc>
+      </w:tr>
+      <w:tr>
+        <w:tc>
+          <w:tcPr>
+            <w:tcW w:type="dxa" w:w="576"/>
+            <w:shd w:fill="F1F8F7"/>
+          </w:tcPr>
+          <w:p>
+            <w:r>
+              <w:rPr>
+                <w:sz w:val="21"/>
+              </w:rPr>
+              <w:t>10</w:t>
+            </w:r>
+          </w:p>
+        </w:tc>
+        <w:tc>
+          <w:tcPr>
+            <w:tcW w:type="dxa" w:w="2592"/>
+            <w:shd w:fill="F1F8F7"/>
+          </w:tcPr>
+          <w:p>
+            <w:r>
+              <w:rPr>
+                <w:sz w:val="21"/>
+              </w:rPr>
+              <w:t>C — Ejection fraction (EF)</w:t>
+            </w:r>
+          </w:p>
+        </w:tc>
+        <w:tc>
+          <w:tcPr>
+            <w:tcW w:type="dxa" w:w="6048"/>
+            <w:shd w:fill="F1F8F7"/>
+          </w:tcPr>
+          <w:p>
+            <w:r>
+              <w:rPr>
+                <w:sz w:val="21"/>
+              </w:rPr>
+              <w:t>EF from echocardiogram is what makes I50.22 (systolic/HFrEF), I50.32 (diastolic/HFpEF), and I50.42 (combined) an HCC. Without EF documentation, HF gets coded as unspecified (I50.9) and loses HCC value.</w:t>
+            </w:r>
+          </w:p>
+        </w:tc>
+      </w:tr>
     </w:tbl>
     <w:p>
       <w:pPr>
@@ -1456,7 +2158,7 @@
               <w:rPr>
                 <w:sz w:val="21"/>
               </w:rPr>
-              <w:t>6 / 6</w:t>
+              <w:t>10 / 10</w:t>
             </w:r>
           </w:p>
         </w:tc>
@@ -1498,7 +2200,7 @@
               <w:rPr>
                 <w:sz w:val="21"/>
               </w:rPr>
-              <w:t>5 / 6</w:t>
+              <w:t>8 – 9 / 10</w:t>
             </w:r>
           </w:p>
         </w:tc>
@@ -1526,7 +2228,7 @@
               <w:rPr>
                 <w:sz w:val="21"/>
               </w:rPr>
-              <w:t>Review the one missed topic + related codes</w:t>
+              <w:t>Review the missed topic(s) + related codes</w:t>
             </w:r>
           </w:p>
         </w:tc>
@@ -1541,7 +2243,7 @@
               <w:rPr>
                 <w:sz w:val="21"/>
               </w:rPr>
-              <w:t>4 / 6</w:t>
+              <w:t>6 – 7 / 10</w:t>
             </w:r>
           </w:p>
         </w:tc>
@@ -1583,7 +2285,7 @@
               <w:rPr>
                 <w:sz w:val="21"/>
               </w:rPr>
-              <w:t>3 / 6 or below</w:t>
+              <w:t>5 / 10 or below</w:t>
             </w:r>
           </w:p>
         </w:tc>
@@ -1611,7 +2313,7 @@
               <w:rPr>
                 <w:sz w:val="21"/>
               </w:rPr>
-              <w:t>1-hour group review of body-systems 1-6 in the manual before next audit cycle</w:t>
+              <w:t>1-hour group review of the full Anatomy &amp; Physiology section of the manual before next audit cycle</w:t>
             </w:r>
           </w:p>
         </w:tc>

--- a/docs/Billing_Team_AP_Baseline_Quiz.docx
+++ b/docs/Billing_Team_AP_Baseline_Quiz.docx
@@ -1017,7 +1017,7 @@
           <w:color w:val="0F172A"/>
           <w:sz w:val="22"/>
         </w:rPr>
-        <w:t>Asthma (J45) is a condition of which body system?</w:t>
+        <w:t>In Asthma (J45), what physiological change causes the shortness of breath and wheezing?</w:t>
       </w:r>
     </w:p>
     <w:p>
@@ -1045,7 +1045,7 @@
           <w:color w:val="0F172A"/>
           <w:sz w:val="22"/>
         </w:rPr>
-        <w:t>Cardiovascular</w:t>
+        <w:t>The alveoli fill with blood</w:t>
       </w:r>
     </w:p>
     <w:p>
@@ -1073,7 +1073,7 @@
           <w:color w:val="0F172A"/>
           <w:sz w:val="22"/>
         </w:rPr>
-        <w:t>Respiratory</w:t>
+        <w:t>The bronchial airways narrow due to inflammation and muscle constriction</w:t>
       </w:r>
     </w:p>
     <w:p>
@@ -1101,7 +1101,7 @@
           <w:color w:val="0F172A"/>
           <w:sz w:val="22"/>
         </w:rPr>
-        <w:t>Digestive</w:t>
+        <w:t>The heart pumps too fast</w:t>
       </w:r>
     </w:p>
     <w:p>
@@ -1129,7 +1129,7 @@
           <w:color w:val="0F172A"/>
           <w:sz w:val="22"/>
         </w:rPr>
-        <w:t>Endocrine</w:t>
+        <w:t>The pleural space fills with fluid</w:t>
       </w:r>
     </w:p>
     <w:p>
@@ -1416,7 +1416,7 @@
           <w:color w:val="0F172A"/>
           <w:sz w:val="22"/>
         </w:rPr>
-        <w:t>When coding Heart Failure (I50.-), which measurement distinguishes HFrEF (reduced ejection fraction) from HFpEF (preserved ejection fraction)?</w:t>
+        <w:t>In Heart Failure (I50), which organ is not working properly?</w:t>
       </w:r>
     </w:p>
     <w:p>
@@ -1444,7 +1444,7 @@
           <w:color w:val="0F172A"/>
           <w:sz w:val="22"/>
         </w:rPr>
-        <w:t>Blood pressure</w:t>
+        <w:t>Kidney</w:t>
       </w:r>
     </w:p>
     <w:p>
@@ -1472,7 +1472,7 @@
           <w:color w:val="0F172A"/>
           <w:sz w:val="22"/>
         </w:rPr>
-        <w:t>Heart rate</w:t>
+        <w:t>Liver</w:t>
       </w:r>
     </w:p>
     <w:p>
@@ -1500,7 +1500,7 @@
           <w:color w:val="0F172A"/>
           <w:sz w:val="22"/>
         </w:rPr>
-        <w:t>Ejection fraction (EF)</w:t>
+        <w:t>Heart</w:t>
       </w:r>
     </w:p>
     <w:p>
@@ -1528,7 +1528,7 @@
           <w:color w:val="0F172A"/>
           <w:sz w:val="22"/>
         </w:rPr>
-        <w:t>BMI</w:t>
+        <w:t>Pancreas</w:t>
       </w:r>
     </w:p>
     <w:p>
@@ -1926,7 +1926,7 @@
               <w:rPr>
                 <w:sz w:val="21"/>
               </w:rPr>
-              <w:t>B — Respiratory</w:t>
+              <w:t>B — Bronchial airways narrow due to inflammation and muscle constriction</w:t>
             </w:r>
           </w:p>
         </w:tc>
@@ -1939,7 +1939,7 @@
               <w:rPr>
                 <w:sz w:val="21"/>
               </w:rPr>
-              <w:t>Asthma codes to a respiratory condition. Knowing this helps recognize related documentation (bronchodilators, spirometry) and separate asthma from cardiovascular causes of shortness of breath.</w:t>
+              <w:t>In asthma, the bronchial airways constrict AND become inflamed — that's why bronchodilators (albuterol) and inhaled steroids (fluticasone) are both used. Understanding this helps the biller recognize why treatment involves both med classes and why severity depends on how often airways constrict.</w:t>
             </w:r>
           </w:p>
         </w:tc>
@@ -2054,7 +2054,7 @@
               <w:rPr>
                 <w:sz w:val="21"/>
               </w:rPr>
-              <w:t>C — Ejection fraction (EF)</w:t>
+              <w:t>C — Heart</w:t>
             </w:r>
           </w:p>
         </w:tc>
@@ -2068,7 +2068,7 @@
               <w:rPr>
                 <w:sz w:val="21"/>
               </w:rPr>
-              <w:t>EF from echocardiogram is what makes I50.22 (systolic/HFrEF), I50.32 (diastolic/HFpEF), and I50.42 (combined) an HCC. Without EF documentation, HF gets coded as unspecified (I50.9) and loses HCC value.</w:t>
+              <w:t>Heart Failure means the heart can't pump enough blood to meet the body's needs. This foundational understanding is what tells the biller to look for related documentation like ejection fraction (EF), BNP, diuretics, and to push for specificity (systolic vs diastolic) — the difference between I50.9 unspecified and an HCC-carrying code.</w:t>
             </w:r>
           </w:p>
         </w:tc>

--- a/docs/Billing_Team_AP_Baseline_Quiz.docx
+++ b/docs/Billing_Team_AP_Baseline_Quiz.docx
@@ -1017,7 +1017,7 @@
           <w:color w:val="0F172A"/>
           <w:sz w:val="22"/>
         </w:rPr>
-        <w:t>In Asthma (J45), what physiological change causes the shortness of breath and wheezing?</w:t>
+        <w:t>When coding Asthma (J45), which piece of information from the note is REQUIRED to select the most specific code?</w:t>
       </w:r>
     </w:p>
     <w:p>
@@ -1045,7 +1045,7 @@
           <w:color w:val="0F172A"/>
           <w:sz w:val="22"/>
         </w:rPr>
-        <w:t>The alveoli fill with blood</w:t>
+        <w:t>The patient's height and weight</w:t>
       </w:r>
     </w:p>
     <w:p>
@@ -1073,7 +1073,7 @@
           <w:color w:val="0F172A"/>
           <w:sz w:val="22"/>
         </w:rPr>
-        <w:t>The bronchial airways narrow due to inflammation and muscle constriction</w:t>
+        <w:t>Severity level (intermittent, mild, moderate, or severe persistent) AND status (with or without exacerbation)</w:t>
       </w:r>
     </w:p>
     <w:p>
@@ -1101,7 +1101,7 @@
           <w:color w:val="0F172A"/>
           <w:sz w:val="22"/>
         </w:rPr>
-        <w:t>The heart pumps too fast</w:t>
+        <w:t>The patient's blood pressure reading</w:t>
       </w:r>
     </w:p>
     <w:p>
@@ -1129,7 +1129,7 @@
           <w:color w:val="0F172A"/>
           <w:sz w:val="22"/>
         </w:rPr>
-        <w:t>The pleural space fills with fluid</w:t>
+        <w:t>Family history of asthma</w:t>
       </w:r>
     </w:p>
     <w:p>
@@ -1416,7 +1416,7 @@
           <w:color w:val="0F172A"/>
           <w:sz w:val="22"/>
         </w:rPr>
-        <w:t>In Heart Failure (I50), which organ is not working properly?</w:t>
+        <w:t>Which of the following medications, if documented in the chart, most commonly suggests the patient has Heart Failure (I50)?</w:t>
       </w:r>
     </w:p>
     <w:p>
@@ -1444,7 +1444,7 @@
           <w:color w:val="0F172A"/>
           <w:sz w:val="22"/>
         </w:rPr>
-        <w:t>Kidney</w:t>
+        <w:t>Metformin</w:t>
       </w:r>
     </w:p>
     <w:p>
@@ -1472,7 +1472,7 @@
           <w:color w:val="0F172A"/>
           <w:sz w:val="22"/>
         </w:rPr>
-        <w:t>Liver</w:t>
+        <w:t>Furosemide (Lasix)</w:t>
       </w:r>
     </w:p>
     <w:p>
@@ -1500,7 +1500,7 @@
           <w:color w:val="0F172A"/>
           <w:sz w:val="22"/>
         </w:rPr>
-        <w:t>Heart</w:t>
+        <w:t>Levothyroxine</w:t>
       </w:r>
     </w:p>
     <w:p>
@@ -1528,7 +1528,7 @@
           <w:color w:val="0F172A"/>
           <w:sz w:val="22"/>
         </w:rPr>
-        <w:t>Pancreas</w:t>
+        <w:t>Omeprazole</w:t>
       </w:r>
     </w:p>
     <w:p>
@@ -1926,7 +1926,7 @@
               <w:rPr>
                 <w:sz w:val="21"/>
               </w:rPr>
-              <w:t>B — Bronchial airways narrow due to inflammation and muscle constriction</w:t>
+              <w:t>B — Severity level + status</w:t>
             </w:r>
           </w:p>
         </w:tc>
@@ -1939,7 +1939,7 @@
               <w:rPr>
                 <w:sz w:val="21"/>
               </w:rPr>
-              <w:t>In asthma, the bronchial airways constrict AND become inflamed — that's why bronchodilators (albuterol) and inhaled steroids (fluticasone) are both used. Understanding this helps the biller recognize why treatment involves both med classes and why severity depends on how often airways constrict.</w:t>
+              <w:t>Asthma codes (J45.20-J45.998) are stratified by BOTH severity (intermittent, mild persistent, moderate persistent, severe persistent) AND status (uncomplicated, with acute exacerbation, with status asthmaticus). Without both in the note, the biller has to query the provider or default to a less specific code — which loses revenue and quality reporting.</w:t>
             </w:r>
           </w:p>
         </w:tc>
@@ -2054,7 +2054,7 @@
               <w:rPr>
                 <w:sz w:val="21"/>
               </w:rPr>
-              <w:t>C — Heart</w:t>
+              <w:t>B — Furosemide (Lasix)</w:t>
             </w:r>
           </w:p>
         </w:tc>
@@ -2068,7 +2068,7 @@
               <w:rPr>
                 <w:sz w:val="21"/>
               </w:rPr>
-              <w:t>Heart Failure means the heart can't pump enough blood to meet the body's needs. This foundational understanding is what tells the biller to look for related documentation like ejection fraction (EF), BNP, diuretics, and to push for specificity (systolic vs diastolic) — the difference between I50.9 unspecified and an HCC-carrying code.</w:t>
+              <w:t>Furosemide is a loop diuretic strongly associated with Heart Failure (also used for other edema causes, but the strongest signal in HPM's population). Recognizing HF medications in the chart is a shortcut to catch a diagnosis that might otherwise be under-coded. Metformin = diabetes, Levothyroxine = hypothyroidism, Omeprazole = GERD.</w:t>
             </w:r>
           </w:p>
         </w:tc>

--- a/docs/Billing_Team_AP_Baseline_Quiz.docx
+++ b/docs/Billing_Team_AP_Baseline_Quiz.docx
@@ -1017,7 +1017,7 @@
           <w:color w:val="0F172A"/>
           <w:sz w:val="22"/>
         </w:rPr>
-        <w:t>When coding Asthma (J45), which piece of information from the note is REQUIRED to select the most specific code?</w:t>
+        <w:t>A 55-year-old female presents for her annual breast cancer screening with no complaints and no personal or family history of breast cancer. Which ICD-10 code should be reported as the primary diagnosis?</w:t>
       </w:r>
     </w:p>
     <w:p>
@@ -1045,7 +1045,7 @@
           <w:color w:val="0F172A"/>
           <w:sz w:val="22"/>
         </w:rPr>
-        <w:t>The patient's height and weight</w:t>
+        <w:t>C50.919 — Malignant neoplasm of unspecified site of unspecified breast</w:t>
       </w:r>
     </w:p>
     <w:p>
@@ -1073,7 +1073,7 @@
           <w:color w:val="0F172A"/>
           <w:sz w:val="22"/>
         </w:rPr>
-        <w:t>Severity level (intermittent, mild, moderate, or severe persistent) AND status (with or without exacerbation)</w:t>
+        <w:t>N63.10 — Unspecified lump in the right breast, unspecified quadrant</w:t>
       </w:r>
     </w:p>
     <w:p>
@@ -1101,7 +1101,7 @@
           <w:color w:val="0F172A"/>
           <w:sz w:val="22"/>
         </w:rPr>
-        <w:t>The patient's blood pressure reading</w:t>
+        <w:t>Z12.31 — Encounter for screening mammogram for malignant neoplasm of breast</w:t>
       </w:r>
     </w:p>
     <w:p>
@@ -1129,7 +1129,7 @@
           <w:color w:val="0F172A"/>
           <w:sz w:val="22"/>
         </w:rPr>
-        <w:t>Family history of asthma</w:t>
+        <w:t>Z85.3 — Personal history of malignant neoplasm of breast</w:t>
       </w:r>
     </w:p>
     <w:p>
@@ -1416,7 +1416,7 @@
           <w:color w:val="0F172A"/>
           <w:sz w:val="22"/>
         </w:rPr>
-        <w:t>Which of the following medications, if documented in the chart, most commonly suggests the patient has Heart Failure (I50)?</w:t>
+        <w:t>Which of the following medications, if documented in the chart, is commonly prescribed to treat Hypertension (I10)?</w:t>
       </w:r>
     </w:p>
     <w:p>
@@ -1472,7 +1472,7 @@
           <w:color w:val="0F172A"/>
           <w:sz w:val="22"/>
         </w:rPr>
-        <w:t>Furosemide (Lasix)</w:t>
+        <w:t>Lisinopril</w:t>
       </w:r>
     </w:p>
     <w:p>
@@ -1500,7 +1500,7 @@
           <w:color w:val="0F172A"/>
           <w:sz w:val="22"/>
         </w:rPr>
-        <w:t>Levothyroxine</w:t>
+        <w:t>Insulin</w:t>
       </w:r>
     </w:p>
     <w:p>
@@ -1528,7 +1528,7 @@
           <w:color w:val="0F172A"/>
           <w:sz w:val="22"/>
         </w:rPr>
-        <w:t>Omeprazole</w:t>
+        <w:t>Albuterol</w:t>
       </w:r>
     </w:p>
     <w:p>
@@ -1926,7 +1926,7 @@
               <w:rPr>
                 <w:sz w:val="21"/>
               </w:rPr>
-              <w:t>B — Severity level + status</w:t>
+              <w:t>C — Z12.31</w:t>
             </w:r>
           </w:p>
         </w:tc>
@@ -1939,7 +1939,7 @@
               <w:rPr>
                 <w:sz w:val="21"/>
               </w:rPr>
-              <w:t>Asthma codes (J45.20-J45.998) are stratified by BOTH severity (intermittent, mild persistent, moderate persistent, severe persistent) AND status (uncomplicated, with acute exacerbation, with status asthmaticus). Without both in the note, the biller has to query the provider or default to a less specific code — which loses revenue and quality reporting.</w:t>
+              <w:t>An asymptomatic patient with no personal or family history is a routine screening → Z12.31 (paired with CPT 77067 for bilateral screening mammography). C50.919 is active cancer (wrong — she doesn't have it), N63.10 is a documented mass (wrong — no findings), Z85.3 is personal history (wrong — none stated). Getting this right prevents the classic screening-vs-diagnostic mismatch that triggers claim denials.</w:t>
             </w:r>
           </w:p>
         </w:tc>
@@ -2054,7 +2054,7 @@
               <w:rPr>
                 <w:sz w:val="21"/>
               </w:rPr>
-              <w:t>B — Furosemide (Lasix)</w:t>
+              <w:t>B — Lisinopril</w:t>
             </w:r>
           </w:p>
         </w:tc>
@@ -2068,7 +2068,7 @@
               <w:rPr>
                 <w:sz w:val="21"/>
               </w:rPr>
-              <w:t>Furosemide is a loop diuretic strongly associated with Heart Failure (also used for other edema causes, but the strongest signal in HPM's population). Recognizing HF medications in the chart is a shortcut to catch a diagnosis that might otherwise be under-coded. Metformin = diabetes, Levothyroxine = hypothyroidism, Omeprazole = GERD.</w:t>
+              <w:t>Lisinopril is an ACE inhibitor and one of the most commonly prescribed medications for Hypertension (I10). Recognizing HTN medications in the chart is a shortcut to confirm the diagnosis and catch when it's missing from the problem list. Other common HTN meds: Losartan (ARB), Amlodipine (CCB), HCTZ, Metoprolol. Metformin = diabetes, Insulin = diabetes, Albuterol = asthma.</w:t>
             </w:r>
           </w:p>
         </w:tc>
